--- a/research-program/artifacts/dossiers/docx/Orchestrator.docx
+++ b/research-program/artifacts/dossiers/docx/Orchestrator.docx
@@ -36,7 +36,7 @@
           <w:i w:val="0"/>
           <w:sz w:val="22"/>
         </w:rPr>
-        <w:t>The Orchestrator coordinates subscription-tier command-line coding agents (Claude Code, OpenAI Codex, Cursor, Gemini via Antigravity, Mistral Vibe) across roughly eleven GitHub repositories. It deterministically routes tasks based on empirical performance and costs while strictly managing expiring subscription quotas (rolling 5-hour bursts and weekly drain limits). Designed for an investment office technical owner on a single macOS workstation, the tool runs locally without external database servers, containers, or background daemons. To prevent SQLite lockups under cloud storage, canonical code is separated from local runtime state, and human decisions use non-blocking, auto-expiring prompts that prevent fleet stalls (</w:t>
+        <w:t>The Orchestrator coordinates subscription-tier command-line coding agents from several commercial providers across roughly eleven GitHub repositories. It deterministically routes tasks based on empirical performance and costs while strictly managing expiring subscription quotas (rolling 5-hour bursts and weekly drain limits). Designed for a single maintainer workstation, the tool runs locally without external database servers, containers, or background daemons. To prevent SQLite lockups under cloud storage, canonical code is separated from local runtime state, and human decisions use non-blocking, auto-expiring prompts that prevent fleet stalls (</w:t>
       </w:r>
       <w:r>
         <w:rPr>
@@ -262,25 +262,7 @@
                 <w:i w:val="0"/>
                 <w:sz w:val="22"/>
               </w:rPr>
-              <w:t>Automated macOS launchd daemon (</w:t>
-            </w:r>
-            <w:r>
-              <w:rPr>
-                <w:rFonts w:ascii="Consolas" w:hAnsi="Consolas"/>
-                <w:b w:val="0"/>
-                <w:i w:val="0"/>
-                <w:sz w:val="20"/>
-              </w:rPr>
-              <w:t>com.stranske.orchestrator</w:t>
-            </w:r>
-            <w:r>
-              <w:rPr>
-                <w:rFonts w:ascii="Arial" w:hAnsi="Arial"/>
-                <w:b w:val="0"/>
-                <w:i w:val="0"/>
-                <w:sz w:val="22"/>
-              </w:rPr>
-              <w:t>, hourly at :40) and human operators</w:t>
+              <w:t>Scheduled macOS automation (hourly) and human operators</w:t>
             </w:r>
           </w:p>
         </w:tc>
@@ -297,25 +279,7 @@
                 <w:i w:val="0"/>
                 <w:sz w:val="22"/>
               </w:rPr>
-              <w:t xml:space="preserve">Working; shadow execution by default. Live dispatch is gated behind </w:t>
-            </w:r>
-            <w:r>
-              <w:rPr>
-                <w:rFonts w:ascii="Consolas" w:hAnsi="Consolas"/>
-                <w:b w:val="0"/>
-                <w:i w:val="0"/>
-                <w:sz w:val="20"/>
-              </w:rPr>
-              <w:t>ORCH_DISPATCH_LANE=1</w:t>
-            </w:r>
-            <w:r>
-              <w:rPr>
-                <w:rFonts w:ascii="Arial" w:hAnsi="Arial"/>
-                <w:b w:val="0"/>
-                <w:i w:val="0"/>
-                <w:sz w:val="22"/>
-              </w:rPr>
-              <w:t xml:space="preserve"> since 2026-09-03 after 14 dispatches produced 9 abandoned runs and 0 durable outcomes (</w:t>
+              <w:t>Working; advisory mode by default. Live dispatch requires an explicit configuration flag since 2026-09-03 after 14 dispatches produced 9 abandoned runs and 0 durable outcomes (</w:t>
             </w:r>
             <w:r>
               <w:rPr>
@@ -634,7 +598,7 @@
                 <w:i w:val="0"/>
                 <w:sz w:val="22"/>
               </w:rPr>
-              <w:t>Local Claude Code or desktop agent sessions via Model Context Protocol</w:t>
+              <w:t>Local desktop agent sessions via Model Context Protocol</w:t>
             </w:r>
           </w:p>
         </w:tc>
@@ -766,43 +730,7 @@
                 <w:i w:val="0"/>
                 <w:sz w:val="22"/>
               </w:rPr>
-              <w:t>Working / Partial; generates local routing tables (</w:t>
-            </w:r>
-            <w:r>
-              <w:rPr>
-                <w:rFonts w:ascii="Consolas" w:hAnsi="Consolas"/>
-                <w:b w:val="0"/>
-                <w:i w:val="0"/>
-                <w:sz w:val="20"/>
-              </w:rPr>
-              <w:t>$ORCH_STATE_DIR/route-weights-export.json</w:t>
-            </w:r>
-            <w:r>
-              <w:rPr>
-                <w:rFonts w:ascii="Arial" w:hAnsi="Arial"/>
-                <w:b w:val="0"/>
-                <w:i w:val="0"/>
-                <w:sz w:val="22"/>
-              </w:rPr>
-              <w:t xml:space="preserve">) and handoff heartbeats, but remote git branch publishing is gated behind </w:t>
-            </w:r>
-            <w:r>
-              <w:rPr>
-                <w:rFonts w:ascii="Consolas" w:hAnsi="Consolas"/>
-                <w:b w:val="0"/>
-                <w:i w:val="0"/>
-                <w:sz w:val="20"/>
-              </w:rPr>
-              <w:t>ORCH_ROUTE_WEIGHTS_PUBLISH=1</w:t>
-            </w:r>
-            <w:r>
-              <w:rPr>
-                <w:rFonts w:ascii="Arial" w:hAnsi="Arial"/>
-                <w:b w:val="0"/>
-                <w:i w:val="0"/>
-                <w:sz w:val="22"/>
-              </w:rPr>
-              <w:t xml:space="preserve"> (</w:t>
+              <w:t>Working / Partial; generates local routing tables under a dedicated state directory and handoff heartbeats, but remote git branch publishing requires an explicit publish flag (</w:t>
             </w:r>
             <w:r>
               <w:rPr>
@@ -2308,7 +2236,7 @@
           <w:i w:val="0"/>
           <w:sz w:val="20"/>
         </w:rPr>
-        <w:t>~/.codex/orchestrator/feedback/orchestrator.db</w:t>
+        <w:t>[local-path]</w:t>
       </w:r>
       <w:r>
         <w:rPr>
@@ -2614,7 +2542,7 @@
           <w:i w:val="0"/>
           <w:sz w:val="20"/>
         </w:rPr>
-        <w:t>~/.codex/orchestrator/</w:t>
+        <w:t>[local-path]</w:t>
       </w:r>
       <w:r>
         <w:rPr>
@@ -3336,7 +3264,7 @@
           <w:i w:val="0"/>
           <w:sz w:val="20"/>
         </w:rPr>
-        <w:t>ccusage</w:t>
+        <w:t>usage tracker</w:t>
       </w:r>
       <w:r>
         <w:rPr>
@@ -3368,115 +3296,7 @@
           <w:i w:val="0"/>
           <w:sz w:val="22"/>
         </w:rPr>
-        <w:t>: Executes external agent CLIs as isolated subprocesses (</w:t>
-      </w:r>
-      <w:r>
-        <w:rPr>
-          <w:rFonts w:ascii="Consolas" w:hAnsi="Consolas"/>
-          <w:b w:val="0"/>
-          <w:i w:val="0"/>
-          <w:sz w:val="20"/>
-        </w:rPr>
-        <w:t>claude</w:t>
-      </w:r>
-      <w:r>
-        <w:rPr>
-          <w:rFonts w:ascii="Arial" w:hAnsi="Arial"/>
-          <w:b w:val="0"/>
-          <w:i w:val="0"/>
-          <w:sz w:val="22"/>
-        </w:rPr>
-        <w:t xml:space="preserve">, </w:t>
-      </w:r>
-      <w:r>
-        <w:rPr>
-          <w:rFonts w:ascii="Consolas" w:hAnsi="Consolas"/>
-          <w:b w:val="0"/>
-          <w:i w:val="0"/>
-          <w:sz w:val="20"/>
-        </w:rPr>
-        <w:t>codex</w:t>
-      </w:r>
-      <w:r>
-        <w:rPr>
-          <w:rFonts w:ascii="Arial" w:hAnsi="Arial"/>
-          <w:b w:val="0"/>
-          <w:i w:val="0"/>
-          <w:sz w:val="22"/>
-        </w:rPr>
-        <w:t xml:space="preserve">, </w:t>
-      </w:r>
-      <w:r>
-        <w:rPr>
-          <w:rFonts w:ascii="Consolas" w:hAnsi="Consolas"/>
-          <w:b w:val="0"/>
-          <w:i w:val="0"/>
-          <w:sz w:val="20"/>
-        </w:rPr>
-        <w:t>cursor</w:t>
-      </w:r>
-      <w:r>
-        <w:rPr>
-          <w:rFonts w:ascii="Arial" w:hAnsi="Arial"/>
-          <w:b w:val="0"/>
-          <w:i w:val="0"/>
-          <w:sz w:val="22"/>
-        </w:rPr>
-        <w:t xml:space="preserve">, </w:t>
-      </w:r>
-      <w:r>
-        <w:rPr>
-          <w:rFonts w:ascii="Consolas" w:hAnsi="Consolas"/>
-          <w:b w:val="0"/>
-          <w:i w:val="0"/>
-          <w:sz w:val="20"/>
-        </w:rPr>
-        <w:t>agy</w:t>
-      </w:r>
-      <w:r>
-        <w:rPr>
-          <w:rFonts w:ascii="Arial" w:hAnsi="Arial"/>
-          <w:b w:val="0"/>
-          <w:i w:val="0"/>
-          <w:sz w:val="22"/>
-        </w:rPr>
-        <w:t xml:space="preserve">, </w:t>
-      </w:r>
-      <w:r>
-        <w:rPr>
-          <w:rFonts w:ascii="Consolas" w:hAnsi="Consolas"/>
-          <w:b w:val="0"/>
-          <w:i w:val="0"/>
-          <w:sz w:val="20"/>
-        </w:rPr>
-        <w:t>vibe</w:t>
-      </w:r>
-      <w:r>
-        <w:rPr>
-          <w:rFonts w:ascii="Arial" w:hAnsi="Arial"/>
-          <w:b w:val="0"/>
-          <w:i w:val="0"/>
-          <w:sz w:val="22"/>
-        </w:rPr>
-        <w:t xml:space="preserve">, </w:t>
-      </w:r>
-      <w:r>
-        <w:rPr>
-          <w:rFonts w:ascii="Consolas" w:hAnsi="Consolas"/>
-          <w:b w:val="0"/>
-          <w:i w:val="0"/>
-          <w:sz w:val="20"/>
-        </w:rPr>
-        <w:t>aider</w:t>
-      </w:r>
-      <w:r>
-        <w:rPr>
-          <w:rFonts w:ascii="Arial" w:hAnsi="Arial"/>
-          <w:b w:val="0"/>
-          <w:i w:val="0"/>
-          <w:sz w:val="22"/>
-        </w:rPr>
-        <w:t xml:space="preserve">). Does not import LangChain or LangGraph runtime libraries in </w:t>
+        <w:t xml:space="preserve">: Executes external commercial agent command-line tools as isolated subprocesses. Does not import LangChain or LangGraph runtime libraries in </w:t>
       </w:r>
       <w:r>
         <w:rPr>
@@ -3996,25 +3816,7 @@
           <w:i w:val="0"/>
           <w:sz w:val="22"/>
         </w:rPr>
-        <w:t xml:space="preserve"> notes </w:t>
-      </w:r>
-      <w:r>
-        <w:rPr>
-          <w:rFonts w:ascii="Consolas" w:hAnsi="Consolas"/>
-          <w:b w:val="0"/>
-          <w:i w:val="0"/>
-          <w:sz w:val="20"/>
-        </w:rPr>
-        <w:t>[per-tool Codex/Claude split is a v1 TODO]</w:t>
-      </w:r>
-      <w:r>
-        <w:rPr>
-          <w:rFonts w:ascii="Arial" w:hAnsi="Arial"/>
-          <w:b w:val="0"/>
-          <w:i w:val="0"/>
-          <w:sz w:val="22"/>
-        </w:rPr>
-        <w:t>.</w:t>
+        <w:t xml:space="preserve"> notes per-tool subscription split tracking remains a future improvement.</w:t>
       </w:r>
     </w:p>
     <w:p>
@@ -4942,7 +4744,7 @@
           <w:i w:val="0"/>
           <w:sz w:val="20"/>
         </w:rPr>
-        <w:t>$ORCH_STATE_DIR/route-weights-export.json</w:t>
+        <w:t>[state-dir]/route-weights-export.json</w:t>
       </w:r>
       <w:r>
         <w:rPr>
@@ -5001,7 +4803,7 @@
           <w:i w:val="0"/>
           <w:sz w:val="20"/>
         </w:rPr>
-        <w:t>~/.codex/handoff/orchestrator.json</w:t>
+        <w:t>[local-path]</w:t>
       </w:r>
       <w:r>
         <w:rPr>
@@ -6423,10 +6225,10 @@
         <w:rPr>
           <w:rFonts w:ascii="Arial" w:hAnsi="Arial"/>
           <w:b w:val="0"/>
-          <w:i w:val="0"/>
-          <w:sz w:val="22"/>
-        </w:rPr>
-        <w:t>Verified 2026-09-04T17:30:00Z by gemini: 57 claims checked, 12 corrected, 1 unverifiable.</w:t>
+          <w:i/>
+          <w:sz w:val="22"/>
+        </w:rPr>
+        <w:t>Evidence-checked against source repositories; verification metadata omitted from work bundle.</w:t>
       </w:r>
     </w:p>
     <w:sectPr>
